--- a/public/forms/FOE_BRAND_MASTER.docx
+++ b/public/forms/FOE_BRAND_MASTER.docx
@@ -46,12 +46,11 @@
         <w:rPr>
           <w:b/>
           <w:bCs/>
-          <w:i/>
           <w:iCs/>
           <w:sz w:val="28"/>
           <w:szCs w:val="28"/>
         </w:rPr>
-        <w:t>(Insert Center’s Name)</w:t>
+        <w:t xml:space="preserve">[[CENTER_NAME]]</w:t>
       </w:r>
     </w:p>
     <w:p>
@@ -106,21 +105,7 @@
           <w:b/>
           <w:bCs/>
         </w:rPr>
-        <w:t>1. Nature and/or description of the action being approved (FAR 16.507-6(d)(2)(ii)</w:t>
-      </w:r>
-      <w:r>
-        <w:rPr>
-          <w:b/>
-          <w:bCs/>
-        </w:rPr>
-        <w:t>)</w:t>
-      </w:r>
-      <w:r>
-        <w:rPr>
-          <w:b/>
-          <w:bCs/>
-        </w:rPr>
-        <w:t xml:space="preserve">:  </w:t>
+        <w:t xml:space="preserve">1. Nature and/or description of the action being approved (FAR 16.507-6(d)(2)(ii)):</w:t>
       </w:r>
     </w:p>
     <w:p>
@@ -143,10 +128,7 @@
           <w:b/>
           <w:bCs/>
         </w:rPr>
-        <w:t>2. Description of the supplies or services required to meet the agency’s needs (including the estimated value) (FAR 16.507-6(d)(2)(iii)):</w:t>
-      </w:r>
-      <w:r>
-        <w:t xml:space="preserve">  </w:t>
+        <w:t xml:space="preserve">2. Description of the supplies or services required to meet the agency’s needs (including the estimated value) (FAR 16.507-6(d)(2)(iii)):</w:t>
       </w:r>
     </w:p>
     <w:p>
@@ -605,10 +587,7 @@
           <w:b/>
           <w:bCs/>
         </w:rPr>
-        <w:t>4. Determination that the anticipated cost to the Government will be fair and reasonable (FAR 16.507-6(d)(2)(v)):</w:t>
-      </w:r>
-      <w:r>
-        <w:t xml:space="preserve"> </w:t>
+        <w:t xml:space="preserve">4. Determination that the anticipated cost to the Government will be fair and reasonable (FAR 16.507-6(d)(2)(v)):</w:t>
       </w:r>
     </w:p>
     <w:p>
@@ -678,7 +657,7 @@
           <w:szCs w:val="24"/>
           <w:lang w:val="en"/>
         </w:rPr>
-        <w:t xml:space="preserve">5. Other Facts supporting the justification (FAR 16.507-6(d)(2)(vi)):  </w:t>
+        <w:t xml:space="preserve">5. Other Facts supporting the justification (FAR 16.507-6(d)(2)(vi)):</w:t>
       </w:r>
     </w:p>
     <w:p>
@@ -743,35 +722,7 @@
           <w:bCs/>
           <w:lang w:val="en"/>
         </w:rPr>
-        <w:t>6. A statement of the actions, if any, the agency may take to remove or overcome any barriers that led to the restricted consideration before any subsequent acquisition for the supplies or services is made (FAR 16.507-6(d)(2)(vii)</w:t>
-      </w:r>
-      <w:r>
-        <w:rPr>
-          <w:b/>
-          <w:bCs/>
-          <w:lang w:val="en"/>
-        </w:rPr>
-        <w:t>)</w:t>
-      </w:r>
-      <w:r>
-        <w:rPr>
-          <w:b/>
-          <w:bCs/>
-          <w:lang w:val="en"/>
-        </w:rPr>
-        <w:t xml:space="preserve">:  </w:t>
-      </w:r>
-      <w:r>
-        <w:rPr>
-          <w:rStyle w:val="DeletionChar"/>
-        </w:rPr>
-        <w:t>Identify the actions that will be taken to remove barriers to competition for future acquisitions of the subject goods or services.</w:t>
-      </w:r>
-      <w:r>
-        <w:rPr>
-          <w:rStyle w:val="ConsiderationChar"/>
-        </w:rPr>
-        <w:t xml:space="preserve">Examples:  Performance specifications are being developed that will support competition of future needs.  NASA will utilize reverse engineering in developing a second source. NASA will consider using competition to award quantities greater than the initial urgent need. </w:t>
+        <w:t xml:space="preserve">6. A statement of the actions, if any, the agency may take to remove or overcome any barriers that led to the restricted consideration before any subsequent acquisition for the supplies or services is made (FAR 16.507-6(d)(2)(vii)):</w:t>
       </w:r>
     </w:p>
     <w:p>
